--- a/docs/phase1/Báo cáo/BAO_CAO_KHAO_SAT_HE_THONG_VINDINING.docx
+++ b/docs/phase1/Báo cáo/BAO_CAO_KHAO_SAT_HE_THONG_VINDINING.docx
@@ -2580,25 +2580,7 @@
           <w:sz w:val="28"/>
           <w:szCs w:val="28"/>
         </w:rPr>
-        <w:t>Mô hình này đặt ra những thách thức khắt khe: Chi phí nguyên liệu nhập khẩu đắt đỏ (bò Wagyu A5, nấm Truffle đen, gan ngỗng Foie Gras, trứng cá tầm Caviar) chiếm 35% - 45% giá thành; yêu cầu giữ nhiệt độ đĩa ăn chính xác khi hạ xuống bàn;</w:t>
-      </w:r>
-      <w:r>
-        <w:rPr>
-          <w:rFonts w:cs="Times New Roman"/>
-          <w:color w:val="000000" w:themeColor="text1"/>
-          <w:sz w:val="28"/>
-          <w:szCs w:val="28"/>
-        </w:rPr>
-        <w:t xml:space="preserve"> </w:t>
-      </w:r>
-      <w:r>
-        <w:rPr>
-          <w:rFonts w:cs="Times New Roman"/>
-          <w:color w:val="000000" w:themeColor="text1"/>
-          <w:sz w:val="28"/>
-          <w:szCs w:val="28"/>
-        </w:rPr>
-        <w:t>và đặc biệt là quản lý tuyệt đối thông tin dị ứng thực phẩm theo từng vị trí ghế ngồi</w:t>
+        <w:t>Mô hình này đặt ra những thách thức khắt khe: Chi phí nguyên liệu nhập khẩu đắt đỏ (bò Wagyu A5, nấm Truffle đen, gan ngỗng Foie Gras, trứng cá tầm Caviar) chiếm 35% - 45% giá thành; yêu cầu giữ nhiệt độ đĩa ăn chính xác khi hạ xuống bàn</w:t>
       </w:r>
       <w:r>
         <w:rPr>
@@ -2635,8 +2617,8 @@
     </w:p>
     <w:p>
       <w:pPr>
-        <w:spacing w:after="80"/>
-        <w:jc w:val="both"/>
+        <w:spacing w:before="80" w:after="20"/>
+        <w:jc w:val="center"/>
         <w:rPr>
           <w:rFonts w:cs="Times New Roman"/>
           <w:color w:val="000000" w:themeColor="text1"/>
@@ -2647,33 +2629,11 @@
       <w:r>
         <w:rPr>
           <w:rFonts w:cs="Times New Roman"/>
-          <w:color w:val="000000" w:themeColor="text1"/>
-          <w:sz w:val="28"/>
-          <w:szCs w:val="28"/>
-        </w:rPr>
-        <w:t>Khảo sát tại các nhà hàng Fine Dining cho thấy quy trình đặt chỗ hiện nay vẫn chủ yếu là bán thủ công qua Hotline, Fanpage hoặc Zalo tiếp tân:</w:t>
-      </w:r>
-    </w:p>
-    <w:p>
-      <w:pPr>
-        <w:spacing w:before="80" w:after="20"/>
-        <w:jc w:val="center"/>
-        <w:rPr>
-          <w:rFonts w:cs="Times New Roman"/>
+          <w:noProof/>
           <w:color w:val="000000" w:themeColor="text1"/>
           <w:sz w:val="24"/>
           <w:szCs w:val="28"/>
         </w:rPr>
-      </w:pPr>
-      <w:r>
-        <w:rPr>
-          <w:rFonts w:cs="Times New Roman"/>
-          <w:noProof/>
-          <w:color w:val="000000" w:themeColor="text1"/>
-          <w:sz w:val="24"/>
-          <w:szCs w:val="28"/>
-        </w:rPr>
-        <w:lastRenderedPageBreak/>
         <w:drawing>
           <wp:inline distT="0" distB="0" distL="0" distR="0" wp14:anchorId="18CB2679" wp14:editId="6B1B98FE">
             <wp:extent cx="5826990" cy="5153025"/>
@@ -2893,7 +2853,6 @@
           <w:sz w:val="32"/>
           <w:szCs w:val="32"/>
         </w:rPr>
-        <w:lastRenderedPageBreak/>
         <w:t>1.3 Khảo sát quy trình Gọi món &amp; Điều phối phục vụ theo Course</w:t>
       </w:r>
       <w:bookmarkEnd w:id="3"/>
@@ -3194,12 +3153,14 @@
           <w:sz w:val="32"/>
           <w:szCs w:val="32"/>
         </w:rPr>
+        <w:lastRenderedPageBreak/>
         <w:t>1.5 Khảo sát quy trình Thanh toán &amp; Cấn trừ tiền cọc cuối bữa</w:t>
       </w:r>
       <w:bookmarkEnd w:id="5"/>
     </w:p>
     <w:p>
       <w:pPr>
+        <w:jc w:val="both"/>
         <w:rPr>
           <w:rFonts w:cs="Times New Roman"/>
           <w:color w:val="000000" w:themeColor="text1"/>
@@ -3219,6 +3180,7 @@
     </w:p>
     <w:p>
       <w:pPr>
+        <w:jc w:val="both"/>
         <w:rPr>
           <w:rFonts w:cs="Times New Roman"/>
           <w:color w:val="000000" w:themeColor="text1"/>
@@ -3238,6 +3200,7 @@
     </w:p>
     <w:p>
       <w:pPr>
+        <w:jc w:val="both"/>
         <w:rPr>
           <w:rFonts w:cs="Times New Roman"/>
           <w:color w:val="000000" w:themeColor="text1"/>
@@ -3271,21 +3234,12 @@
           <w:sz w:val="28"/>
           <w:szCs w:val="28"/>
         </w:rPr>
-        <w:t xml:space="preserve">Các phần mềm POS phổ thông chỉ xem tiền cọc là khoản trả trước đơn thuần (Pre-payment). Trong khi đó, Fine Dining áp dụng cọc như một hạn mức chi tiêu tối thiểu không hoàn lại cho bàn VIP. Nếu khách tiêu thụ thấp hơn mức cọc, phần mềm đại trà sẽ báo "trả lại tiền thừa cho </w:t>
-      </w:r>
-      <w:r>
-        <w:rPr>
-          <w:rFonts w:cs="Times New Roman"/>
-          <w:color w:val="000000" w:themeColor="text1"/>
-          <w:sz w:val="28"/>
-          <w:szCs w:val="28"/>
-        </w:rPr>
-        <w:lastRenderedPageBreak/>
-        <w:t>khách", buộc thu ngân phải thực hiện các thao tác điều chỉnh doanh thu thủ công phức tạp.</w:t>
+        <w:t>Các phần mềm POS phổ thông chỉ xem tiền cọc là khoản trả trước đơn thuần (Pre-payment). Trong khi đó, Fine Dining áp dụng cọc như một hạn mức chi tiêu tối thiểu không hoàn lại cho bàn VIP. Nếu khách tiêu thụ thấp hơn mức cọc, phần mềm đại trà sẽ báo "trả lại tiền thừa cho khách", buộc thu ngân phải thực hiện các thao tác điều chỉnh doanh thu thủ công phức tạp.</w:t>
       </w:r>
     </w:p>
     <w:p>
       <w:pPr>
+        <w:jc w:val="both"/>
         <w:rPr>
           <w:rFonts w:cs="Times New Roman"/>
           <w:color w:val="000000" w:themeColor="text1"/>
@@ -3332,6 +3286,7 @@
           <w:color w:val="000000" w:themeColor="text1"/>
           <w:sz w:val="32"/>
           <w:szCs w:val="32"/>
+          <w:lang w:val="vi-VN"/>
         </w:rPr>
       </w:pPr>
       <w:bookmarkStart w:id="6" w:name="_Toc240488326"/>
@@ -3345,36 +3300,6 @@
         <w:t>1.6 Ma trận phân tích điểm nghẽn &amp; Tổn thất vận hành</w:t>
       </w:r>
       <w:bookmarkEnd w:id="6"/>
-      <w:r>
-        <w:rPr>
-          <w:rFonts w:ascii="Times New Roman" w:hAnsi="Times New Roman" w:cs="Times New Roman"/>
-          <w:color w:val="000000" w:themeColor="text1"/>
-          <w:sz w:val="32"/>
-          <w:szCs w:val="32"/>
-        </w:rPr>
-        <w:t xml:space="preserve"> </w:t>
-      </w:r>
-    </w:p>
-    <w:p>
-      <w:pPr>
-        <w:spacing w:after="80"/>
-        <w:jc w:val="both"/>
-        <w:rPr>
-          <w:rFonts w:cs="Times New Roman"/>
-          <w:color w:val="000000" w:themeColor="text1"/>
-          <w:sz w:val="24"/>
-          <w:szCs w:val="28"/>
-        </w:rPr>
-      </w:pPr>
-      <w:r>
-        <w:rPr>
-          <w:rFonts w:cs="Times New Roman"/>
-          <w:color w:val="000000" w:themeColor="text1"/>
-          <w:sz w:val="28"/>
-          <w:szCs w:val="28"/>
-        </w:rPr>
-        <w:t>Tổng hợp từ dữ liệu đối soát thực tế tại các nhà hàng cao cấp, nhóm nghiên cứu xây dựng Ma trận Tổn thất Vận hành định lượng:</w:t>
-      </w:r>
     </w:p>
     <w:tbl>
       <w:tblPr>
@@ -3793,7 +3718,17 @@
                 <w:sz w:val="28"/>
                 <w:szCs w:val="36"/>
               </w:rPr>
-              <w:t>Món ra quá nhanh dồn đĩa hoặc trễ quá lâu (&gt;25 phút); đĩa chín nằm chờ trên Pass nguội lạnh.</w:t>
+              <w:t xml:space="preserve">Món ra quá nhanh dồn đĩa hoặc trễ quá lâu (&gt;25 phút); đĩa chín nằm chờ trên Pass </w:t>
+            </w:r>
+            <w:r>
+              <w:rPr>
+                <w:rFonts w:cs="Times New Roman"/>
+                <w:color w:val="000000" w:themeColor="text1"/>
+                <w:sz w:val="28"/>
+                <w:szCs w:val="36"/>
+              </w:rPr>
+              <w:lastRenderedPageBreak/>
+              <w:t>nguội lạnh.</w:t>
             </w:r>
           </w:p>
         </w:tc>
@@ -3818,6 +3753,7 @@
                 <w:sz w:val="28"/>
                 <w:szCs w:val="36"/>
               </w:rPr>
+              <w:lastRenderedPageBreak/>
               <w:t>Nhiệt độ đĩa giảm 8-15°C, nước sốt bị đông, phá hủy cấu trúc hương vị món ăn.</w:t>
             </w:r>
           </w:p>
@@ -4105,7 +4041,7 @@
           <w:sz w:val="32"/>
           <w:szCs w:val="32"/>
         </w:rPr>
-        <w:t>2.2 Khảo sát thực tế giải pháp iPOS.vn</w:t>
+        <w:t>2.2 iPOS.vn</w:t>
       </w:r>
       <w:bookmarkEnd w:id="9"/>
     </w:p>
@@ -4383,7 +4319,7 @@
           <w:sz w:val="32"/>
           <w:szCs w:val="32"/>
         </w:rPr>
-        <w:t>2.3 Khảo sát thực tế giải pháp MISA CukCuk</w:t>
+        <w:t>2.3 MISA CukCuk</w:t>
       </w:r>
       <w:bookmarkEnd w:id="10"/>
     </w:p>
@@ -4614,7 +4550,7 @@
           <w:sz w:val="32"/>
           <w:szCs w:val="32"/>
         </w:rPr>
-        <w:t>2.4 Khảo sát thực tế giải pháp KiotViet F&amp;B</w:t>
+        <w:t>2.4 KiotViet F&amp;B</w:t>
       </w:r>
       <w:bookmarkEnd w:id="11"/>
     </w:p>
@@ -5353,7 +5289,7 @@
           <w:szCs w:val="32"/>
         </w:rPr>
         <w:lastRenderedPageBreak/>
-        <w:t>3.2 Bảng ma trận so sánh tính năng thực tế 100% giữa 4 hệ thống</w:t>
+        <w:t>3.2 Bảng ma trận so sánh tính năng thực tế giữa 4 hệ thống</w:t>
       </w:r>
       <w:bookmarkEnd w:id="15"/>
     </w:p>
@@ -5375,7 +5311,25 @@
           <w:sz w:val="28"/>
           <w:szCs w:val="28"/>
         </w:rPr>
-        <w:t>Bảng ma trận so sánh toàn diện 16 tiêu chí chức năng dựa trên điều tra thực tế độc lập giữa iPOS.vn, MISA CukCuk, KiotViet F&amp;B và Hệ thống VinDining đề xuất:</w:t>
+        <w:t xml:space="preserve">Bảng ma trận so sánh toàn diện </w:t>
+      </w:r>
+      <w:r>
+        <w:rPr>
+          <w:rFonts w:cs="Times New Roman"/>
+          <w:color w:val="000000" w:themeColor="text1"/>
+          <w:sz w:val="28"/>
+          <w:szCs w:val="28"/>
+        </w:rPr>
+        <w:t>các</w:t>
+      </w:r>
+      <w:r>
+        <w:rPr>
+          <w:rFonts w:cs="Times New Roman"/>
+          <w:color w:val="000000" w:themeColor="text1"/>
+          <w:sz w:val="28"/>
+          <w:szCs w:val="28"/>
+        </w:rPr>
+        <w:t xml:space="preserve"> tiêu chí chức năng dựa trên điều tra thực tế độc lập giữa iPOS.vn, MISA CukCuk, KiotViet F&amp;B và Hệ thống VinDining đề xuất:</w:t>
       </w:r>
     </w:p>
     <w:tbl>
@@ -6966,29 +6920,13 @@
     </w:p>
     <w:p>
       <w:pPr>
-        <w:rPr>
-          <w:rFonts w:cs="Times New Roman"/>
-          <w:color w:val="000000" w:themeColor="text1"/>
-        </w:rPr>
-      </w:pPr>
-      <w:r>
-        <w:rPr>
-          <w:rFonts w:cs="Times New Roman"/>
+        <w:pStyle w:val="Heading2"/>
+        <w:rPr>
+          <w:rFonts w:ascii="Times New Roman" w:hAnsi="Times New Roman" w:cs="Times New Roman"/>
           <w:color w:val="000000" w:themeColor="text1"/>
           <w:sz w:val="28"/>
           <w:szCs w:val="28"/>
-        </w:rPr>
-        <w:t>Nhóm nghiên cứu đã thẩm định tính khả thi toàn diện trên 4 phương diện: Kỹ thuật công nghệ, Quy trình vận hành, Hiệu quả kinh tế (ROI) và Khả năng kiểm soát tiến độ thời gian.</w:t>
-      </w:r>
-    </w:p>
-    <w:p>
-      <w:pPr>
-        <w:pStyle w:val="Heading2"/>
-        <w:rPr>
-          <w:rFonts w:ascii="Times New Roman" w:hAnsi="Times New Roman" w:cs="Times New Roman"/>
-          <w:color w:val="000000" w:themeColor="text1"/>
-          <w:sz w:val="28"/>
-          <w:szCs w:val="28"/>
+          <w:lang w:val="vi-VN"/>
         </w:rPr>
       </w:pPr>
       <w:bookmarkStart w:id="17" w:name="_Toc240488337"/>
@@ -6999,9 +6937,28 @@
           <w:sz w:val="32"/>
           <w:szCs w:val="32"/>
         </w:rPr>
-        <w:t>4.1 Khảo sát nhu cầu các bên liên quan (Stakeholder Needs Assessment)</w:t>
+        <w:t xml:space="preserve">4.1 Khảo sát nhu cầu các bên liên </w:t>
       </w:r>
       <w:bookmarkEnd w:id="17"/>
+      <w:r>
+        <w:rPr>
+          <w:rFonts w:ascii="Times New Roman" w:hAnsi="Times New Roman" w:cs="Times New Roman"/>
+          <w:color w:val="000000" w:themeColor="text1"/>
+          <w:sz w:val="32"/>
+          <w:szCs w:val="32"/>
+        </w:rPr>
+        <w:t>quan</w:t>
+      </w:r>
+      <w:r>
+        <w:rPr>
+          <w:rFonts w:ascii="Times New Roman" w:hAnsi="Times New Roman" w:cs="Times New Roman"/>
+          <w:color w:val="000000" w:themeColor="text1"/>
+          <w:sz w:val="32"/>
+          <w:szCs w:val="32"/>
+          <w:lang w:val="vi-VN"/>
+        </w:rPr>
+        <w:t>.</w:t>
+      </w:r>
     </w:p>
     <w:p>
       <w:pPr>
@@ -7760,7 +7717,6 @@
           <w:szCs w:val="28"/>
           <w:lang w:val="vi-VN"/>
         </w:rPr>
-        <w:lastRenderedPageBreak/>
         <w:t>-</w:t>
       </w:r>
       <w:r>

--- a/docs/phase1/Báo cáo/BAO_CAO_KHAO_SAT_HE_THONG_VINDINING.docx
+++ b/docs/phase1/Báo cáo/BAO_CAO_KHAO_SAT_HE_THONG_VINDINING.docx
@@ -6593,16 +6593,26 @@
                 <w:sz w:val="28"/>
                 <w:szCs w:val="36"/>
               </w:rPr>
-              <w:t>19</w:t>
-            </w:r>
-            <w:r>
-              <w:rPr>
-                <w:rFonts w:cs="Times New Roman"/>
-                <w:color w:val="000000" w:themeColor="text1"/>
-                <w:sz w:val="28"/>
-                <w:szCs w:val="36"/>
-              </w:rPr>
-              <w:t xml:space="preserve"> Cơ chế giao tiếp thời gian thực</w:t>
+              <w:t>9</w:t>
+            </w:r>
+            <w:r>
+              <w:rPr>
+                <w:rFonts w:cs="Times New Roman"/>
+                <w:color w:val="000000" w:themeColor="text1"/>
+                <w:sz w:val="28"/>
+                <w:szCs w:val="36"/>
+                <w:lang w:val="vi-VN"/>
+              </w:rPr>
+              <w:t xml:space="preserve">. </w:t>
+            </w:r>
+            <w:r>
+              <w:rPr>
+                <w:rFonts w:cs="Times New Roman"/>
+                <w:color w:val="000000" w:themeColor="text1"/>
+                <w:sz w:val="28"/>
+                <w:szCs w:val="36"/>
+              </w:rPr>
+              <w:t>Cơ chế giao tiếp thời gian thực</w:t>
             </w:r>
           </w:p>
         </w:tc>
